--- a/backend/secure-files/portfolios-docx/NMX-14-INTEGRADO.docx
+++ b/backend/secure-files/portfolios-docx/NMX-14-INTEGRADO.docx
@@ -1048,6 +1048,62 @@
         <w:t>NMX-14-INTEGRADO es la evaluación nutricional pediátrica integral (versión 2.0.1): un libro operativo que aplica antropometría OMS por método LMS/DE combinada con patrones MINSAL 2018, cubriendo de 0 a 19 años (228 meses), donde cada indicador tiene su propio rango de edad/talla. Integra cálculo, curvas de crecimiento, seguimiento y una hoja QA_REAL. Es el motor pediátrico 'todo en uno' de la Fase 6. Se diferencia del NMX-14-MINSAL/UDD, que es una arquitectura documental de trazabilidad y módulos por situación especial.</w:t>
       </w:r>
     </w:p>
+    <w:p>
+      <w:pPr>
+        <w:keepNext/>
+        <w:spacing w:before="120" w:after="20"/>
+        <w:jc w:val="center"/>
+      </w:pPr>
+      <w:r>
+        <w:drawing>
+          <wp:inline xmlns:a="http://schemas.openxmlformats.org/drawingml/2006/main" xmlns:pic="http://schemas.openxmlformats.org/drawingml/2006/picture">
+            <wp:extent cx="5580000" cy="4311818"/>
+            <wp:docPr id="1" name="Picture 1"/>
+            <wp:cNvGraphicFramePr>
+              <a:graphicFrameLocks noChangeAspect="1"/>
+            </wp:cNvGraphicFramePr>
+            <a:graphic>
+              <a:graphicData uri="http://schemas.openxmlformats.org/drawingml/2006/picture">
+                <pic:pic>
+                  <pic:nvPicPr>
+                    <pic:cNvPr id="0" name="NMX-14_01_INICIO.png"/>
+                    <pic:cNvPicPr/>
+                  </pic:nvPicPr>
+                  <pic:blipFill>
+                    <a:blip r:embed="rId10"/>
+                    <a:stretch>
+                      <a:fillRect/>
+                    </a:stretch>
+                  </pic:blipFill>
+                  <pic:spPr>
+                    <a:xfrm>
+                      <a:off x="0" y="0"/>
+                      <a:ext cx="5580000" cy="4311818"/>
+                    </a:xfrm>
+                    <a:prstGeom prst="rect"/>
+                  </pic:spPr>
+                </pic:pic>
+              </a:graphicData>
+            </a:graphic>
+          </wp:inline>
+        </w:drawing>
+      </w:r>
+    </w:p>
+    <w:p>
+      <w:pPr>
+        <w:spacing w:before="0" w:after="160"/>
+        <w:jc w:val="center"/>
+      </w:pPr>
+      <w:r>
+        <w:rPr>
+          <w:rFonts w:ascii="Calibri" w:hAnsi="Calibri"/>
+          <w:b/>
+          <w:color w:val="45565E"/>
+          <w:sz w:val="17"/>
+        </w:rPr>
+        <w:t>Figura 1. Vista inicial (hoja INICIO).</w:t>
+      </w:r>
+    </w:p>
     <w:tbl>
       <w:tblPr>
         <w:tblW w:type="auto" w:w="0"/>
@@ -2058,6 +2114,62 @@
         <w:t>Peso, Talla/longitud, Perímetro cefálico</w:t>
       </w:r>
     </w:p>
+    <w:p>
+      <w:pPr>
+        <w:keepNext/>
+        <w:spacing w:before="120" w:after="20"/>
+        <w:jc w:val="center"/>
+      </w:pPr>
+      <w:r>
+        <w:drawing>
+          <wp:inline xmlns:a="http://schemas.openxmlformats.org/drawingml/2006/main" xmlns:pic="http://schemas.openxmlformats.org/drawingml/2006/picture">
+            <wp:extent cx="5580000" cy="4311818"/>
+            <wp:docPr id="2" name="Picture 2"/>
+            <wp:cNvGraphicFramePr>
+              <a:graphicFrameLocks noChangeAspect="1"/>
+            </wp:cNvGraphicFramePr>
+            <a:graphic>
+              <a:graphicData uri="http://schemas.openxmlformats.org/drawingml/2006/picture">
+                <pic:pic>
+                  <pic:nvPicPr>
+                    <pic:cNvPr id="0" name="NMX-14_09_DATOS.png"/>
+                    <pic:cNvPicPr/>
+                  </pic:nvPicPr>
+                  <pic:blipFill>
+                    <a:blip r:embed="rId11"/>
+                    <a:stretch>
+                      <a:fillRect/>
+                    </a:stretch>
+                  </pic:blipFill>
+                  <pic:spPr>
+                    <a:xfrm>
+                      <a:off x="0" y="0"/>
+                      <a:ext cx="5580000" cy="4311818"/>
+                    </a:xfrm>
+                    <a:prstGeom prst="rect"/>
+                  </pic:spPr>
+                </pic:pic>
+              </a:graphicData>
+            </a:graphic>
+          </wp:inline>
+        </w:drawing>
+      </w:r>
+    </w:p>
+    <w:p>
+      <w:pPr>
+        <w:spacing w:before="0" w:after="160"/>
+        <w:jc w:val="center"/>
+      </w:pPr>
+      <w:r>
+        <w:rPr>
+          <w:rFonts w:ascii="Calibri" w:hAnsi="Calibri"/>
+          <w:b/>
+          <w:color w:val="45565E"/>
+          <w:sz w:val="17"/>
+        </w:rPr>
+        <w:t>Figura 2. Pantalla de ingreso de datos.</w:t>
+      </w:r>
+    </w:p>
     <w:tbl>
       <w:tblPr>
         <w:tblW w:type="auto" w:w="0"/>
@@ -2405,6 +2517,62 @@
         </w:tc>
       </w:tr>
     </w:tbl>
+    <w:p>
+      <w:pPr>
+        <w:keepNext/>
+        <w:spacing w:before="120" w:after="20"/>
+        <w:jc w:val="center"/>
+      </w:pPr>
+      <w:r>
+        <w:drawing>
+          <wp:inline xmlns:a="http://schemas.openxmlformats.org/drawingml/2006/main" xmlns:pic="http://schemas.openxmlformats.org/drawingml/2006/picture">
+            <wp:extent cx="5580000" cy="4311818"/>
+            <wp:docPr id="3" name="Picture 3"/>
+            <wp:cNvGraphicFramePr>
+              <a:graphicFrameLocks noChangeAspect="1"/>
+            </wp:cNvGraphicFramePr>
+            <a:graphic>
+              <a:graphicData uri="http://schemas.openxmlformats.org/drawingml/2006/picture">
+                <pic:pic>
+                  <pic:nvPicPr>
+                    <pic:cNvPr id="0" name="NMX-14_05_RESULTADOS_01.png"/>
+                    <pic:cNvPicPr/>
+                  </pic:nvPicPr>
+                  <pic:blipFill>
+                    <a:blip r:embed="rId12"/>
+                    <a:stretch>
+                      <a:fillRect/>
+                    </a:stretch>
+                  </pic:blipFill>
+                  <pic:spPr>
+                    <a:xfrm>
+                      <a:off x="0" y="0"/>
+                      <a:ext cx="5580000" cy="4311818"/>
+                    </a:xfrm>
+                    <a:prstGeom prst="rect"/>
+                  </pic:spPr>
+                </pic:pic>
+              </a:graphicData>
+            </a:graphic>
+          </wp:inline>
+        </w:drawing>
+      </w:r>
+    </w:p>
+    <w:p>
+      <w:pPr>
+        <w:spacing w:before="0" w:after="160"/>
+        <w:jc w:val="center"/>
+      </w:pPr>
+      <w:r>
+        <w:rPr>
+          <w:rFonts w:ascii="Calibri" w:hAnsi="Calibri"/>
+          <w:b/>
+          <w:color w:val="45565E"/>
+          <w:sz w:val="17"/>
+        </w:rPr>
+        <w:t>Figura 3. Visualización de resultados.</w:t>
+      </w:r>
+    </w:p>
     <w:tbl>
       <w:tblPr>
         <w:tblW w:type="auto" w:w="0"/>
@@ -3107,6 +3275,62 @@
         </w:tc>
       </w:tr>
     </w:tbl>
+    <w:p>
+      <w:pPr>
+        <w:keepNext/>
+        <w:spacing w:before="120" w:after="20"/>
+        <w:jc w:val="center"/>
+      </w:pPr>
+      <w:r>
+        <w:drawing>
+          <wp:inline xmlns:a="http://schemas.openxmlformats.org/drawingml/2006/main" xmlns:pic="http://schemas.openxmlformats.org/drawingml/2006/picture">
+            <wp:extent cx="5580000" cy="4311818"/>
+            <wp:docPr id="4" name="Picture 4"/>
+            <wp:cNvGraphicFramePr>
+              <a:graphicFrameLocks noChangeAspect="1"/>
+            </wp:cNvGraphicFramePr>
+            <a:graphic>
+              <a:graphicData uri="http://schemas.openxmlformats.org/drawingml/2006/picture">
+                <pic:pic>
+                  <pic:nvPicPr>
+                    <pic:cNvPr id="0" name="NMX-14_07_SEGUIMIENTO.png"/>
+                    <pic:cNvPicPr/>
+                  </pic:nvPicPr>
+                  <pic:blipFill>
+                    <a:blip r:embed="rId13"/>
+                    <a:stretch>
+                      <a:fillRect/>
+                    </a:stretch>
+                  </pic:blipFill>
+                  <pic:spPr>
+                    <a:xfrm>
+                      <a:off x="0" y="0"/>
+                      <a:ext cx="5580000" cy="4311818"/>
+                    </a:xfrm>
+                    <a:prstGeom prst="rect"/>
+                  </pic:spPr>
+                </pic:pic>
+              </a:graphicData>
+            </a:graphic>
+          </wp:inline>
+        </w:drawing>
+      </w:r>
+    </w:p>
+    <w:p>
+      <w:pPr>
+        <w:spacing w:before="0" w:after="160"/>
+        <w:jc w:val="center"/>
+      </w:pPr>
+      <w:r>
+        <w:rPr>
+          <w:rFonts w:ascii="Calibri" w:hAnsi="Calibri"/>
+          <w:b/>
+          <w:color w:val="45565E"/>
+          <w:sz w:val="17"/>
+        </w:rPr>
+        <w:t>Figura 4. Pantalla de seguimiento.</w:t>
+      </w:r>
+    </w:p>
     <w:tbl>
       <w:tblPr>
         <w:tblW w:type="auto" w:w="0"/>
@@ -3545,32 +3769,129 @@
     </w:p>
     <w:p>
       <w:pPr>
-        <w:spacing w:before="40" w:after="40" w:line="276" w:lineRule="auto"/>
+        <w:keepNext/>
+        <w:spacing w:before="120" w:after="20"/>
+        <w:jc w:val="center"/>
+      </w:pPr>
+      <w:r>
+        <w:drawing>
+          <wp:inline xmlns:a="http://schemas.openxmlformats.org/drawingml/2006/main" xmlns:pic="http://schemas.openxmlformats.org/drawingml/2006/picture">
+            <wp:extent cx="5580000" cy="4311818"/>
+            <wp:docPr id="5" name="Picture 5"/>
+            <wp:cNvGraphicFramePr>
+              <a:graphicFrameLocks noChangeAspect="1"/>
+            </wp:cNvGraphicFramePr>
+            <a:graphic>
+              <a:graphicData uri="http://schemas.openxmlformats.org/drawingml/2006/picture">
+                <pic:pic>
+                  <pic:nvPicPr>
+                    <pic:cNvPr id="0" name="NMX-14_08_FUENTES.png"/>
+                    <pic:cNvPicPr/>
+                  </pic:nvPicPr>
+                  <pic:blipFill>
+                    <a:blip r:embed="rId14"/>
+                    <a:stretch>
+                      <a:fillRect/>
+                    </a:stretch>
+                  </pic:blipFill>
+                  <pic:spPr>
+                    <a:xfrm>
+                      <a:off x="0" y="0"/>
+                      <a:ext cx="5580000" cy="4311818"/>
+                    </a:xfrm>
+                    <a:prstGeom prst="rect"/>
+                  </pic:spPr>
+                </pic:pic>
+              </a:graphicData>
+            </a:graphic>
+          </wp:inline>
+        </w:drawing>
+      </w:r>
+    </w:p>
+    <w:p>
+      <w:pPr>
+        <w:spacing w:before="0" w:after="160"/>
+        <w:jc w:val="center"/>
       </w:pPr>
       <w:r>
         <w:rPr>
           <w:rFonts w:ascii="Calibri" w:hAnsi="Calibri"/>
           <w:b/>
-          <w:i w:val="0"/>
-          <w:color w:val="C08A2B"/>
-          <w:sz w:val="20"/>
+          <w:color w:val="45565E"/>
+          <w:sz w:val="17"/>
         </w:rPr>
-        <w:t>CAPTURA_NO_GENERADA_POR_LIMITACIÓN_DEL_ENTORNO.</w:t>
+        <w:t>Figura 5. Fuentes y trazabilidad.</w:t>
       </w:r>
     </w:p>
     <w:p>
       <w:pPr>
-        <w:spacing w:before="40" w:after="80" w:line="276" w:lineRule="auto"/>
+        <w:keepNext/>
+        <w:spacing w:before="120" w:after="20"/>
+        <w:jc w:val="center"/>
+      </w:pPr>
+      <w:r>
+        <w:drawing>
+          <wp:inline xmlns:a="http://schemas.openxmlformats.org/drawingml/2006/main" xmlns:pic="http://schemas.openxmlformats.org/drawingml/2006/picture">
+            <wp:extent cx="5580000" cy="4311818"/>
+            <wp:docPr id="6" name="Picture 6"/>
+            <wp:cNvGraphicFramePr>
+              <a:graphicFrameLocks noChangeAspect="1"/>
+            </wp:cNvGraphicFramePr>
+            <a:graphic>
+              <a:graphicData uri="http://schemas.openxmlformats.org/drawingml/2006/picture">
+                <pic:pic>
+                  <pic:nvPicPr>
+                    <pic:cNvPr id="0" name="NMX-14_05_RESULTADOS_02.png"/>
+                    <pic:cNvPicPr/>
+                  </pic:nvPicPr>
+                  <pic:blipFill>
+                    <a:blip r:embed="rId15"/>
+                    <a:stretch>
+                      <a:fillRect/>
+                    </a:stretch>
+                  </pic:blipFill>
+                  <pic:spPr>
+                    <a:xfrm>
+                      <a:off x="0" y="0"/>
+                      <a:ext cx="5580000" cy="4311818"/>
+                    </a:xfrm>
+                    <a:prstGeom prst="rect"/>
+                  </pic:spPr>
+                </pic:pic>
+              </a:graphicData>
+            </a:graphic>
+          </wp:inline>
+        </w:drawing>
+      </w:r>
+    </w:p>
+    <w:p>
+      <w:pPr>
+        <w:spacing w:before="0" w:after="160"/>
+        <w:jc w:val="center"/>
       </w:pPr>
       <w:r>
         <w:rPr>
           <w:rFonts w:ascii="Calibri" w:hAnsi="Calibri"/>
-          <w:b w:val="0"/>
-          <w:i w:val="0"/>
+          <w:b/>
           <w:color w:val="45565E"/>
-          <w:sz w:val="19"/>
+          <w:sz w:val="17"/>
         </w:rPr>
-        <w:t>El entorno de generación de este portafolio no renderiza de forma fiel el archivo XLSX original, por lo que no se incluyen capturas simuladas. Las hojas reales del libro pueden abrirse en Microsoft Excel según la compatibilidad indicada.</w:t>
+        <w:t>Figura 6. Visualización de resultados.</w:t>
+      </w:r>
+    </w:p>
+    <w:p>
+      <w:pPr>
+        <w:spacing w:after="120"/>
+        <w:jc w:val="center"/>
+      </w:pPr>
+      <w:r>
+        <w:rPr>
+          <w:rFonts w:ascii="Calibri" w:hAnsi="Calibri"/>
+          <w:i/>
+          <w:color w:val="45565E"/>
+          <w:sz w:val="15"/>
+        </w:rPr>
+        <w:t>Captura real del archivo Excel NUTRIMETRÍA correspondiente al producto.</w:t>
       </w:r>
     </w:p>
     <w:tbl>
